--- a/docs/test-guide-giai-doan-1-2.docx
+++ b/docs/test-guide-giai-doan-1-2.docx
@@ -785,7 +785,7 @@
         <w:t xml:space="preserve">Tags</w:t>
       </w:r>
       <w:r>
-        <w:t xml:space="preserve">: trang Tags có nhóm; đổi nhóm cho vài tag "Chưa phân loại"; gõ tag mới ở khóa học thì được tạo; gộp hai tag</w:t>
+        <w:t xml:space="preserve">: bấm nút Tags ở đầu trang Khóa học (mở trang mới, có nút Quay lại) có nhóm; đổi nhóm cho vài tag "Chưa phân loại"; gõ tag mới ở khóa học thì được tạo; gộp hai tag</w:t>
       </w:r>
     </w:p>
     <w:p>
@@ -921,7 +921,7 @@
         <w:pStyle w:val="Compact"/>
       </w:pPr>
       <w:r>
-        <w:t xml:space="preserve">☐ Trang "Thiếu thuộc tính" liệt kê khóa thiếu dữ liệu; điền xong thì khóa biến mất khỏi danh sách</w:t>
+        <w:t xml:space="preserve">☐ Nút "Thiếu thuộc tính" ở đầu trang Khóa học mở trang liệt kê khóa thiếu dữ liệu; điền xong thì khóa biến mất khỏi danh sách</w:t>
       </w:r>
     </w:p>
     <w:bookmarkEnd w:id="30"/>
@@ -1394,7 +1394,83 @@
         <w:pStyle w:val="Compact"/>
       </w:pPr>
       <w:r>
-        <w:t xml:space="preserve">☐ Admin &gt; Khóa học &gt; tab Đánh giá: tắt công tắc "Hiện": đánh giá biến mất ở trang khóa và điểm trung bình đổi; anyPoint thưởng bị thu hồi (Giao dịch có</w:t>
+        <w:t xml:space="preserve">☐ Admin: Khóa học &gt; nút "Xem tất cả đánh giá" &gt; tắt công tắc "Hiện" của đánh giá đó: hiện hộp bắt buộc nhập lý do; nhập lý do rồi bấm "Ẩn đánh giá"</w:t>
+      </w:r>
+    </w:p>
+    <w:p>
+      <w:pPr>
+        <w:numPr>
+          <w:ilvl w:val="0"/>
+          <w:numId w:val="1016"/>
+        </w:numPr>
+        <w:pStyle w:val="Compact"/>
+      </w:pPr>
+      <w:r>
+        <w:t xml:space="preserve">☐ Đánh giá biến khỏi trang khóa và điểm trung bình đổi; anyPoint</w:t>
+      </w:r>
+      <w:r>
+        <w:t xml:space="preserve"> </w:t>
+      </w:r>
+      <w:r>
+        <w:rPr>
+          <w:bCs/>
+          <w:b/>
+        </w:rPr>
+        <w:t xml:space="preserve">không</w:t>
+      </w:r>
+      <w:r>
+        <w:t xml:space="preserve"> </w:t>
+      </w:r>
+      <w:r>
+        <w:t xml:space="preserve">bị thu hồi</w:t>
+      </w:r>
+    </w:p>
+    <w:p>
+      <w:pPr>
+        <w:numPr>
+          <w:ilvl w:val="0"/>
+          <w:numId w:val="1016"/>
+        </w:numPr>
+        <w:pStyle w:val="Compact"/>
+      </w:pPr>
+      <w:r>
+        <w:t xml:space="preserve">☐ Phụ huynh A nhận thông báo kèm lý do; mở trang khóa thấy đánh giá của mình mờ, có dòng "bị ẩn với lý do: …" và nút "Chỉnh sửa đánh giá"</w:t>
+      </w:r>
+    </w:p>
+    <w:p>
+      <w:pPr>
+        <w:numPr>
+          <w:ilvl w:val="0"/>
+          <w:numId w:val="1016"/>
+        </w:numPr>
+        <w:pStyle w:val="Compact"/>
+      </w:pPr>
+      <w:r>
+        <w:t xml:space="preserve">☐ A sửa và gửi lại: admin nhận thông báo, dòng đánh giá có nhãn cam "Người viết đã sửa lại", nút "Xem tất cả đánh giá" có số đỏ</w:t>
+      </w:r>
+    </w:p>
+    <w:p>
+      <w:pPr>
+        <w:numPr>
+          <w:ilvl w:val="0"/>
+          <w:numId w:val="1016"/>
+        </w:numPr>
+        <w:pStyle w:val="Compact"/>
+      </w:pPr>
+      <w:r>
+        <w:t xml:space="preserve">☐ Admin bật lại "Hiện": đánh giá hiện lại ở trang khóa, A nhận thông báo "đã được hiển thị"</w:t>
+      </w:r>
+    </w:p>
+    <w:p>
+      <w:pPr>
+        <w:numPr>
+          <w:ilvl w:val="0"/>
+          <w:numId w:val="1016"/>
+        </w:numPr>
+        <w:pStyle w:val="Compact"/>
+      </w:pPr>
+      <w:r>
+        <w:t xml:space="preserve">☐ Admin xóa một đánh giá đã thưởng: anyPoint thưởng bị thu hồi (giao dịch</w:t>
       </w:r>
       <w:r>
         <w:t xml:space="preserve"> </w:t>
@@ -1507,6 +1583,30 @@
       </w:pPr>
       <w:r>
         <w:t xml:space="preserve">C. Kiểm tra chung</w:t>
+      </w:r>
+    </w:p>
+    <w:p>
+      <w:pPr>
+        <w:numPr>
+          <w:ilvl w:val="0"/>
+          <w:numId w:val="1018"/>
+        </w:numPr>
+        <w:pStyle w:val="Compact"/>
+      </w:pPr>
+      <w:r>
+        <w:t xml:space="preserve">☐ Menu bên trái: Đơn hàng, anyPoints, Hoạt động, Nghỉ / đổi lịch, Nhờ tìm khóa học, Báo giá rẻ hơn hiện số đỏ khi có bản ghi chưa xử lý, hết thì mất số</w:t>
+      </w:r>
+    </w:p>
+    <w:p>
+      <w:pPr>
+        <w:numPr>
+          <w:ilvl w:val="0"/>
+          <w:numId w:val="1018"/>
+        </w:numPr>
+        <w:pStyle w:val="Compact"/>
+      </w:pPr>
+      <w:r>
+        <w:t xml:space="preserve">☐ Menu Khóa học không còn mục Tags và Thiếu thuộc tính; vào trang Tags hoặc Thiếu thuộc tính thì mục "Khóa học" vẫn sáng</w:t>
       </w:r>
     </w:p>
     <w:p>

--- a/docs/test-guide-giai-doan-1-2.docx
+++ b/docs/test-guide-giai-doan-1-2.docx
@@ -2,7 +2,7 @@
 <file path=word/document.xml><?xml version="1.0" encoding="utf-8"?>
 <w:document xmlns:w="http://schemas.openxmlformats.org/wordprocessingml/2006/main" xmlns:m="http://schemas.openxmlformats.org/officeDocument/2006/math" xmlns:r="http://schemas.openxmlformats.org/officeDocument/2006/relationships" xmlns:o="urn:schemas-microsoft-com:office:office" xmlns:v="urn:schemas-microsoft-com:vml" xmlns:w10="urn:schemas-microsoft-com:office:word" xmlns:a="http://schemas.openxmlformats.org/drawingml/2006/main" xmlns:pic="http://schemas.openxmlformats.org/drawingml/2006/picture" xmlns:wp="http://schemas.openxmlformats.org/drawingml/2006/wordprocessingDrawing">
   <w:body>
-    <w:bookmarkStart w:id="40" w:name="Xb6c2036987d4d46e0087f68a1526ac519c1919c"/>
+    <w:bookmarkStart w:id="41" w:name="Xb6c2036987d4d46e0087f68a1526ac519c1919c"/>
     <w:p>
       <w:pPr>
         <w:pStyle w:val="Heading1"/>
@@ -745,7 +745,7 @@
     </w:p>
     <w:bookmarkEnd w:id="28"/>
     <w:bookmarkEnd w:id="29"/>
-    <w:bookmarkStart w:id="37" w:name="b-giai-đoạn-2"/>
+    <w:bookmarkStart w:id="38" w:name="b-giai-đoạn-2"/>
     <w:p>
       <w:pPr>
         <w:pStyle w:val="Heading2"/>
@@ -1567,6 +1567,64 @@
         <w:t xml:space="preserve">☐ Nút "Cập nhật chỉ mục ngay" chạy xong báo thành công</w:t>
       </w:r>
     </w:p>
+    <w:bookmarkEnd w:id="36"/>
+    <w:bookmarkStart w:id="37" w:name="b8-đăng-ký-hoạt-động-admin"/>
+    <w:p>
+      <w:pPr>
+        <w:pStyle w:val="Heading3"/>
+      </w:pPr>
+      <w:r>
+        <w:t xml:space="preserve">B8. Đăng ký hoạt động (admin)</w:t>
+      </w:r>
+    </w:p>
+    <w:p>
+      <w:pPr>
+        <w:numPr>
+          <w:ilvl w:val="0"/>
+          <w:numId w:val="1018"/>
+        </w:numPr>
+        <w:pStyle w:val="Compact"/>
+      </w:pPr>
+      <w:r>
+        <w:t xml:space="preserve">☐ Khách đăng ký học thử / test / tham quan một khóa; menu Hoạt động hiện số đỏ</w:t>
+      </w:r>
+    </w:p>
+    <w:p>
+      <w:pPr>
+        <w:numPr>
+          <w:ilvl w:val="0"/>
+          <w:numId w:val="1018"/>
+        </w:numPr>
+        <w:pStyle w:val="Compact"/>
+      </w:pPr>
+      <w:r>
+        <w:t xml:space="preserve">☐ Dòng chờ duyệt có hai nút "Duyệt" (xanh) và "Từ chối" (viền đỏ)</w:t>
+      </w:r>
+    </w:p>
+    <w:p>
+      <w:pPr>
+        <w:numPr>
+          <w:ilvl w:val="0"/>
+          <w:numId w:val="1018"/>
+        </w:numPr>
+        <w:pStyle w:val="Compact"/>
+      </w:pPr>
+      <w:r>
+        <w:t xml:space="preserve">☐ Bấm "Duyệt": hộp nhập nội dung (không bắt buộc), bấm "Duyệt và báo khách": dòng chuyển "Đã duyệt" kèm nội dung; khách (hoặc phụ huynh nếu là bé) nhận thông báo</w:t>
+      </w:r>
+    </w:p>
+    <w:p>
+      <w:pPr>
+        <w:numPr>
+          <w:ilvl w:val="0"/>
+          <w:numId w:val="1018"/>
+        </w:numPr>
+        <w:pStyle w:val="Compact"/>
+      </w:pPr>
+      <w:r>
+        <w:t xml:space="preserve">☐ Bấm "Từ chối": để trống thì không bấm được nút xác nhận; nhập lý do rồi gửi: dòng chuyển "Đã từ chối", khách nhận thông báo kèm lý do</w:t>
+      </w:r>
+    </w:p>
     <w:p>
       <w:r>
         <w:pict>
@@ -1574,9 +1632,9 @@
         </w:pict>
       </w:r>
     </w:p>
-    <w:bookmarkEnd w:id="36"/>
     <w:bookmarkEnd w:id="37"/>
-    <w:bookmarkStart w:id="38" w:name="c-kiểm-tra-chung"/>
+    <w:bookmarkEnd w:id="38"/>
+    <w:bookmarkStart w:id="39" w:name="c-kiểm-tra-chung"/>
     <w:p>
       <w:pPr>
         <w:pStyle w:val="Heading2"/>
@@ -1589,7 +1647,7 @@
       <w:pPr>
         <w:numPr>
           <w:ilvl w:val="0"/>
-          <w:numId w:val="1018"/>
+          <w:numId w:val="1019"/>
         </w:numPr>
         <w:pStyle w:val="Compact"/>
       </w:pPr>
@@ -1601,7 +1659,7 @@
       <w:pPr>
         <w:numPr>
           <w:ilvl w:val="0"/>
-          <w:numId w:val="1018"/>
+          <w:numId w:val="1019"/>
         </w:numPr>
         <w:pStyle w:val="Compact"/>
       </w:pPr>
@@ -1613,7 +1671,7 @@
       <w:pPr>
         <w:numPr>
           <w:ilvl w:val="0"/>
-          <w:numId w:val="1018"/>
+          <w:numId w:val="1019"/>
         </w:numPr>
         <w:pStyle w:val="Compact"/>
       </w:pPr>
@@ -1625,7 +1683,7 @@
       <w:pPr>
         <w:numPr>
           <w:ilvl w:val="0"/>
-          <w:numId w:val="1018"/>
+          <w:numId w:val="1019"/>
         </w:numPr>
         <w:pStyle w:val="Compact"/>
       </w:pPr>
@@ -1637,7 +1695,7 @@
       <w:pPr>
         <w:numPr>
           <w:ilvl w:val="0"/>
-          <w:numId w:val="1018"/>
+          <w:numId w:val="1019"/>
         </w:numPr>
         <w:pStyle w:val="Compact"/>
       </w:pPr>
@@ -1649,7 +1707,7 @@
       <w:pPr>
         <w:numPr>
           <w:ilvl w:val="0"/>
-          <w:numId w:val="1018"/>
+          <w:numId w:val="1019"/>
         </w:numPr>
         <w:pStyle w:val="Compact"/>
       </w:pPr>
@@ -1657,8 +1715,8 @@
         <w:t xml:space="preserve">☐ Mọi văn bản dùng "anyPoint", "~" thay "="</w:t>
       </w:r>
     </w:p>
-    <w:bookmarkEnd w:id="38"/>
-    <w:bookmarkStart w:id="39" w:name="ghi-chú-lỗi"/>
+    <w:bookmarkEnd w:id="39"/>
+    <w:bookmarkStart w:id="40" w:name="ghi-chú-lỗi"/>
     <w:p>
       <w:pPr>
         <w:pStyle w:val="Heading2"/>
@@ -1747,8 +1805,8 @@
         </w:tc>
       </w:tr>
     </w:tbl>
-    <w:bookmarkEnd w:id="39"/>
     <w:bookmarkEnd w:id="40"/>
+    <w:bookmarkEnd w:id="41"/>
     <w:sectPr/>
   </w:body>
 </w:document>
@@ -1986,6 +2044,9 @@
     <w:abstractNumId w:val="991"/>
   </w:num>
   <w:num w:numId="1018">
+    <w:abstractNumId w:val="991"/>
+  </w:num>
+  <w:num w:numId="1019">
     <w:abstractNumId w:val="991"/>
   </w:num>
 </w:numbering>

--- a/docs/test-guide-giai-doan-1-2.docx
+++ b/docs/test-guide-giai-doan-1-2.docx
@@ -2,7 +2,7 @@
 <file path=word/document.xml><?xml version="1.0" encoding="utf-8"?>
 <w:document xmlns:w="http://schemas.openxmlformats.org/wordprocessingml/2006/main" xmlns:m="http://schemas.openxmlformats.org/officeDocument/2006/math" xmlns:r="http://schemas.openxmlformats.org/officeDocument/2006/relationships" xmlns:o="urn:schemas-microsoft-com:office:office" xmlns:v="urn:schemas-microsoft-com:vml" xmlns:w10="urn:schemas-microsoft-com:office:word" xmlns:a="http://schemas.openxmlformats.org/drawingml/2006/main" xmlns:pic="http://schemas.openxmlformats.org/drawingml/2006/picture" xmlns:wp="http://schemas.openxmlformats.org/drawingml/2006/wordprocessingDrawing">
   <w:body>
-    <w:bookmarkStart w:id="41" w:name="Xb6c2036987d4d46e0087f68a1526ac519c1919c"/>
+    <w:bookmarkStart w:id="42" w:name="Xb6c2036987d4d46e0087f68a1526ac519c1919c"/>
     <w:p>
       <w:pPr>
         <w:pStyle w:val="Heading1"/>
@@ -745,7 +745,7 @@
     </w:p>
     <w:bookmarkEnd w:id="28"/>
     <w:bookmarkEnd w:id="29"/>
-    <w:bookmarkStart w:id="38" w:name="b-giai-đoạn-2"/>
+    <w:bookmarkStart w:id="39" w:name="b-giai-đoạn-2"/>
     <w:p>
       <w:pPr>
         <w:pStyle w:val="Heading2"/>
@@ -1625,6 +1625,92 @@
         <w:t xml:space="preserve">☐ Bấm "Từ chối": để trống thì không bấm được nút xác nhận; nhập lý do rồi gửi: dòng chuyển "Đã từ chối", khách nhận thông báo kèm lý do</w:t>
       </w:r>
     </w:p>
+    <w:bookmarkEnd w:id="37"/>
+    <w:bookmarkStart w:id="38" w:name="b9-khóa-nào-được-hiện-cho-khách"/>
+    <w:p>
+      <w:pPr>
+        <w:pStyle w:val="Heading3"/>
+      </w:pPr>
+      <w:r>
+        <w:t xml:space="preserve">B9. Khóa nào được hiện cho khách</w:t>
+      </w:r>
+    </w:p>
+    <w:p>
+      <w:pPr>
+        <w:numPr>
+          <w:ilvl w:val="0"/>
+          <w:numId w:val="1019"/>
+        </w:numPr>
+        <w:pStyle w:val="Compact"/>
+      </w:pPr>
+      <w:r>
+        <w:t xml:space="preserve">☐ Khóa của đối tác</w:t>
+      </w:r>
+      <w:r>
+        <w:t xml:space="preserve"> </w:t>
+      </w:r>
+      <w:r>
+        <w:rPr>
+          <w:bCs/>
+          <w:b/>
+        </w:rPr>
+        <w:t xml:space="preserve">chưa Ký HĐ</w:t>
+      </w:r>
+      <w:r>
+        <w:t xml:space="preserve"> </w:t>
+      </w:r>
+      <w:r>
+        <w:t xml:space="preserve">không hiện ở tìm kiếm, trang chủ, bộ sưu tập, trang đối tác; mở link trực tiếp (chưa đăng nhập) báo "Trang không tồn tại"</w:t>
+      </w:r>
+    </w:p>
+    <w:p>
+      <w:pPr>
+        <w:numPr>
+          <w:ilvl w:val="0"/>
+          <w:numId w:val="1019"/>
+        </w:numPr>
+        <w:pStyle w:val="Compact"/>
+      </w:pPr>
+      <w:r>
+        <w:t xml:space="preserve">☐ Admin, đối tác đó và người đã mua vẫn mở được trang khóa</w:t>
+      </w:r>
+    </w:p>
+    <w:p>
+      <w:pPr>
+        <w:numPr>
+          <w:ilvl w:val="0"/>
+          <w:numId w:val="1019"/>
+        </w:numPr>
+        <w:pStyle w:val="Compact"/>
+      </w:pPr>
+      <w:r>
+        <w:t xml:space="preserve">☐ Bật Ký HĐ cho đối tác: sau vài phút khóa hiện lại trong tìm kiếm</w:t>
+      </w:r>
+    </w:p>
+    <w:p>
+      <w:pPr>
+        <w:numPr>
+          <w:ilvl w:val="0"/>
+          <w:numId w:val="1019"/>
+        </w:numPr>
+        <w:pStyle w:val="Compact"/>
+      </w:pPr>
+      <w:r>
+        <w:t xml:space="preserve">☐ Tắt khóa (Platform = Ẩn) hoặc đối tác chưa duyệt (Chờ duyệt): khóa biến khỏi mọi danh sách</w:t>
+      </w:r>
+    </w:p>
+    <w:p>
+      <w:pPr>
+        <w:numPr>
+          <w:ilvl w:val="0"/>
+          <w:numId w:val="1019"/>
+        </w:numPr>
+        <w:pStyle w:val="Compact"/>
+      </w:pPr>
+      <w:r>
+        <w:t xml:space="preserve">☐ Đối tác ngừng hoạt động: khóa biến khỏi danh sách</w:t>
+      </w:r>
+    </w:p>
     <w:p>
       <w:r>
         <w:pict>
@@ -1632,9 +1718,9 @@
         </w:pict>
       </w:r>
     </w:p>
-    <w:bookmarkEnd w:id="37"/>
     <w:bookmarkEnd w:id="38"/>
-    <w:bookmarkStart w:id="39" w:name="c-kiểm-tra-chung"/>
+    <w:bookmarkEnd w:id="39"/>
+    <w:bookmarkStart w:id="40" w:name="c-kiểm-tra-chung"/>
     <w:p>
       <w:pPr>
         <w:pStyle w:val="Heading2"/>
@@ -1647,7 +1733,7 @@
       <w:pPr>
         <w:numPr>
           <w:ilvl w:val="0"/>
-          <w:numId w:val="1019"/>
+          <w:numId w:val="1020"/>
         </w:numPr>
         <w:pStyle w:val="Compact"/>
       </w:pPr>
@@ -1659,7 +1745,7 @@
       <w:pPr>
         <w:numPr>
           <w:ilvl w:val="0"/>
-          <w:numId w:val="1019"/>
+          <w:numId w:val="1020"/>
         </w:numPr>
         <w:pStyle w:val="Compact"/>
       </w:pPr>
@@ -1671,7 +1757,7 @@
       <w:pPr>
         <w:numPr>
           <w:ilvl w:val="0"/>
-          <w:numId w:val="1019"/>
+          <w:numId w:val="1020"/>
         </w:numPr>
         <w:pStyle w:val="Compact"/>
       </w:pPr>
@@ -1683,7 +1769,7 @@
       <w:pPr>
         <w:numPr>
           <w:ilvl w:val="0"/>
-          <w:numId w:val="1019"/>
+          <w:numId w:val="1020"/>
         </w:numPr>
         <w:pStyle w:val="Compact"/>
       </w:pPr>
@@ -1695,7 +1781,7 @@
       <w:pPr>
         <w:numPr>
           <w:ilvl w:val="0"/>
-          <w:numId w:val="1019"/>
+          <w:numId w:val="1020"/>
         </w:numPr>
         <w:pStyle w:val="Compact"/>
       </w:pPr>
@@ -1707,7 +1793,7 @@
       <w:pPr>
         <w:numPr>
           <w:ilvl w:val="0"/>
-          <w:numId w:val="1019"/>
+          <w:numId w:val="1020"/>
         </w:numPr>
         <w:pStyle w:val="Compact"/>
       </w:pPr>
@@ -1715,8 +1801,8 @@
         <w:t xml:space="preserve">☐ Mọi văn bản dùng "anyPoint", "~" thay "="</w:t>
       </w:r>
     </w:p>
-    <w:bookmarkEnd w:id="39"/>
-    <w:bookmarkStart w:id="40" w:name="ghi-chú-lỗi"/>
+    <w:bookmarkEnd w:id="40"/>
+    <w:bookmarkStart w:id="41" w:name="ghi-chú-lỗi"/>
     <w:p>
       <w:pPr>
         <w:pStyle w:val="Heading2"/>
@@ -1805,8 +1891,8 @@
         </w:tc>
       </w:tr>
     </w:tbl>
-    <w:bookmarkEnd w:id="40"/>
     <w:bookmarkEnd w:id="41"/>
+    <w:bookmarkEnd w:id="42"/>
     <w:sectPr/>
   </w:body>
 </w:document>
@@ -2047,6 +2133,9 @@
     <w:abstractNumId w:val="991"/>
   </w:num>
   <w:num w:numId="1019">
+    <w:abstractNumId w:val="991"/>
+  </w:num>
+  <w:num w:numId="1020">
     <w:abstractNumId w:val="991"/>
   </w:num>
 </w:numbering>
